--- a/Playwright Notes.docx
+++ b/Playwright Notes.docx
@@ -51,14 +51,7 @@
           <w:sz w:val="26"/>
           <w:szCs w:val="26"/>
         </w:rPr>
-        <w:t xml:space="preserve"> is an open source automation testing framework .it test end to end test for modern web</w:t>
-      </w:r>
-      <w:r>
-        <w:rPr>
-          <w:sz w:val="26"/>
-          <w:szCs w:val="26"/>
-        </w:rPr>
-        <w:t xml:space="preserve">, mobile applications in headless or headed mode in a different platform with single API is known as Playwright </w:t>
+        <w:t xml:space="preserve"> is an open source automation testing framework .it test end to end test for modern web, mobile applications in headless or headed mode in a different platform with single API is known as Playwright </w:t>
       </w:r>
     </w:p>
     <w:p>
@@ -285,30 +278,14 @@
           <w:sz w:val="26"/>
           <w:szCs w:val="26"/>
         </w:rPr>
-        <w:t>Auto</w:t>
-      </w:r>
-      <w:bookmarkStart w:id="1" w:name="_GoBack"/>
-      <w:bookmarkEnd w:id="1"/>
-      <w:r>
-        <w:rPr>
-          <w:sz w:val="26"/>
-          <w:szCs w:val="26"/>
-        </w:rPr>
-        <w:t>Wait</w:t>
-      </w:r>
-      <w:r>
-        <w:rPr>
-          <w:sz w:val="26"/>
-          <w:szCs w:val="26"/>
-        </w:rPr>
-        <w:t xml:space="preserve"> features to wait automatically before performin</w:t>
-      </w:r>
-      <w:r>
-        <w:rPr>
-          <w:sz w:val="26"/>
-          <w:szCs w:val="26"/>
-        </w:rPr>
-        <w:t>g actions on elements based on clickable , enable , visible to avoid Flaky Tests.</w:t>
+        <w:t>AutoWait</w:t>
+      </w:r>
+      <w:r>
+        <w:rPr>
+          <w:sz w:val="26"/>
+          <w:szCs w:val="26"/>
+        </w:rPr>
+        <w:t xml:space="preserve"> features to wait automatically before performing actions on elements based on clickable , enable , visible to avoid Flaky Tests.</w:t>
       </w:r>
     </w:p>
     <w:p>
@@ -362,14 +339,7 @@
           <w:sz w:val="26"/>
           <w:szCs w:val="26"/>
         </w:rPr>
-        <w:t>It provide easy network controlling like int</w:t>
-      </w:r>
-      <w:r>
-        <w:rPr>
-          <w:sz w:val="26"/>
-          <w:szCs w:val="26"/>
-        </w:rPr>
-        <w:t xml:space="preserve">erception , modifications , mocking of network request and </w:t>
+        <w:t xml:space="preserve">It provide easy network controlling like interception , modifications , mocking of network request and </w:t>
       </w:r>
       <w:proofErr w:type="spellStart"/>
       <w:r>
@@ -1014,16 +984,7 @@
           <w:sz w:val="21"/>
           <w:szCs w:val="21"/>
         </w:rPr>
-        <w:t xml:space="preserve"> a title "to contain"</w:t>
-      </w:r>
-      <w:r>
-        <w:rPr>
-          <w:rFonts w:ascii="Courier New" w:eastAsia="Courier New" w:hAnsi="Courier New" w:cs="Courier New"/>
-          <w:color w:val="8B949E"/>
-          <w:sz w:val="21"/>
-          <w:szCs w:val="21"/>
-        </w:rPr>
-        <w:t xml:space="preserve"> a substring.</w:t>
+        <w:t xml:space="preserve"> a title "to contain" a substring.</w:t>
       </w:r>
     </w:p>
     <w:p>
@@ -2353,8 +2314,8 @@
           <w:szCs w:val="32"/>
         </w:rPr>
       </w:pPr>
-      <w:bookmarkStart w:id="2" w:name="_rcspdc3khmy7" w:colFirst="0" w:colLast="0"/>
-      <w:bookmarkEnd w:id="2"/>
+      <w:bookmarkStart w:id="1" w:name="_rcspdc3khmy7" w:colFirst="0" w:colLast="0"/>
+      <w:bookmarkEnd w:id="1"/>
       <w:r>
         <w:rPr>
           <w:rFonts w:ascii="Roboto Mono" w:eastAsia="Roboto Mono" w:hAnsi="Roboto Mono" w:cs="Roboto Mono"/>
@@ -2572,14 +2533,7 @@
           <w:rFonts w:ascii="Roboto Mono" w:eastAsia="Roboto Mono" w:hAnsi="Roboto Mono" w:cs="Roboto Mono"/>
           <w:color w:val="1C1E21"/>
         </w:rPr>
-        <w:t xml:space="preserve"> is a tree-like representation of all the HTML elements on a webpage. It organizes elements in a hierarchical structure, making i</w:t>
-      </w:r>
-      <w:r>
-        <w:rPr>
-          <w:rFonts w:ascii="Roboto Mono" w:eastAsia="Roboto Mono" w:hAnsi="Roboto Mono" w:cs="Roboto Mono"/>
-          <w:color w:val="1C1E21"/>
-        </w:rPr>
-        <w:t>t easier to identify and access them.</w:t>
+        <w:t xml:space="preserve"> is a tree-like representation of all the HTML elements on a webpage. It organizes elements in a hierarchical structure, making it easier to identify and access them.</w:t>
       </w:r>
     </w:p>
     <w:p>
@@ -2649,8 +2603,8 @@
           <w:szCs w:val="32"/>
         </w:rPr>
       </w:pPr>
-      <w:bookmarkStart w:id="3" w:name="_h2x122fa3bh0" w:colFirst="0" w:colLast="0"/>
-      <w:bookmarkEnd w:id="3"/>
+      <w:bookmarkStart w:id="2" w:name="_h2x122fa3bh0" w:colFirst="0" w:colLast="0"/>
+      <w:bookmarkEnd w:id="2"/>
       <w:r>
         <w:rPr>
           <w:rFonts w:ascii="Roboto Mono" w:eastAsia="Roboto Mono" w:hAnsi="Roboto Mono" w:cs="Roboto Mono"/>
@@ -2660,18 +2614,7 @@
           <w:sz w:val="32"/>
           <w:szCs w:val="32"/>
         </w:rPr>
-        <w:t xml:space="preserve">How to Open the HTML DOM (Developer </w:t>
-      </w:r>
-      <w:r>
-        <w:rPr>
-          <w:rFonts w:ascii="Roboto Mono" w:eastAsia="Roboto Mono" w:hAnsi="Roboto Mono" w:cs="Roboto Mono"/>
-          <w:b/>
-          <w:bCs/>
-          <w:color w:val="1C1E21"/>
-          <w:sz w:val="32"/>
-          <w:szCs w:val="32"/>
-        </w:rPr>
-        <w:t>Tools)</w:t>
+        <w:t>How to Open the HTML DOM (Developer Tools)</w:t>
       </w:r>
     </w:p>
     <w:p>
@@ -2705,8 +2648,8 @@
           <w:szCs w:val="26"/>
         </w:rPr>
       </w:pPr>
-      <w:bookmarkStart w:id="4" w:name="_j2ypxq29dj74" w:colFirst="0" w:colLast="0"/>
-      <w:bookmarkEnd w:id="4"/>
+      <w:bookmarkStart w:id="3" w:name="_j2ypxq29dj74" w:colFirst="0" w:colLast="0"/>
+      <w:bookmarkEnd w:id="3"/>
       <w:r>
         <w:rPr>
           <w:rFonts w:ascii="Nova Mono" w:eastAsia="Nova Mono" w:hAnsi="Nova Mono" w:cs="Nova Mono"/>
@@ -2868,8 +2811,8 @@
           <w:szCs w:val="26"/>
         </w:rPr>
       </w:pPr>
-      <w:bookmarkStart w:id="5" w:name="_zco38hgmja50" w:colFirst="0" w:colLast="0"/>
-      <w:bookmarkEnd w:id="5"/>
+      <w:bookmarkStart w:id="4" w:name="_zco38hgmja50" w:colFirst="0" w:colLast="0"/>
+      <w:bookmarkEnd w:id="4"/>
       <w:r>
         <w:rPr>
           <w:rFonts w:ascii="Roboto Mono" w:eastAsia="Roboto Mono" w:hAnsi="Roboto Mono" w:cs="Roboto Mono"/>
@@ -3034,8 +2977,8 @@
           <w:szCs w:val="34"/>
         </w:rPr>
       </w:pPr>
-      <w:bookmarkStart w:id="6" w:name="_ypnn3ydwck8i" w:colFirst="0" w:colLast="0"/>
-      <w:bookmarkEnd w:id="6"/>
+      <w:bookmarkStart w:id="5" w:name="_ypnn3ydwck8i" w:colFirst="0" w:colLast="0"/>
+      <w:bookmarkEnd w:id="5"/>
       <w:r>
         <w:rPr>
           <w:rFonts w:ascii="Roboto Mono" w:eastAsia="Roboto Mono" w:hAnsi="Roboto Mono" w:cs="Roboto Mono"/>
@@ -3095,32 +3038,19 @@
         <w:t>Locator</w:t>
       </w:r>
       <w:r>
-        <w:t xml:space="preserve"> represents a web element and also provides methods to perform various actions. Like </w:t>
-      </w:r>
-      <w:proofErr w:type="gramStart"/>
-      <w:r>
-        <w:t>click ,enter</w:t>
-      </w:r>
-      <w:proofErr w:type="gramEnd"/>
+        <w:t xml:space="preserve"> represents a web element and also provides methods to perform various actions. Like click ,enter text,</w:t>
+      </w:r>
       <w:r>
         <w:t xml:space="preserve"> </w:t>
       </w:r>
-      <w:proofErr w:type="spellStart"/>
-      <w:r>
-        <w:t>text,Clear</w:t>
-      </w:r>
-      <w:proofErr w:type="spellEnd"/>
-      <w:r>
-        <w:t xml:space="preserve"> Existing Text ,Hover Over </w:t>
-      </w:r>
-      <w:proofErr w:type="spellStart"/>
-      <w:r>
-        <w:t>etc</w:t>
-      </w:r>
-      <w:proofErr w:type="spellEnd"/>
-      <w:r>
-        <w:t xml:space="preserve"> </w:t>
-      </w:r>
+      <w:r>
+        <w:t>Clea</w:t>
+      </w:r>
+      <w:r>
+        <w:t>r Existing Text ,Hover Over etc.</w:t>
+      </w:r>
+      <w:bookmarkStart w:id="6" w:name="_GoBack"/>
+      <w:bookmarkEnd w:id="6"/>
     </w:p>
     <w:p>
       <w:pPr>
@@ -3203,10 +3133,7 @@
         <w:spacing w:before="240" w:after="240"/>
       </w:pPr>
       <w:r>
-        <w:t>These are the locators provided by Playw</w:t>
-      </w:r>
-      <w:r>
-        <w:t xml:space="preserve">right. They are more reliable because they are based on how users interact with the application and support </w:t>
+        <w:t xml:space="preserve">These are the locators provided by Playwright. They are more reliable because they are based on how users interact with the application and support </w:t>
       </w:r>
       <w:r>
         <w:rPr>
@@ -3382,16 +3309,7 @@
           <w:sz w:val="26"/>
           <w:szCs w:val="26"/>
         </w:rPr>
-        <w:t>v</w:t>
-      </w:r>
-      <w:r>
-        <w:rPr>
-          <w:b/>
-          <w:bCs/>
-          <w:sz w:val="26"/>
-          <w:szCs w:val="26"/>
-        </w:rPr>
-        <w:t>isible text</w:t>
+        <w:t>visible text</w:t>
       </w:r>
       <w:r>
         <w:rPr>
@@ -3690,16 +3608,7 @@
           <w:sz w:val="26"/>
           <w:szCs w:val="26"/>
         </w:rPr>
-        <w:t>te</w:t>
-      </w:r>
-      <w:r>
-        <w:rPr>
-          <w:b/>
-          <w:bCs/>
-          <w:sz w:val="26"/>
-          <w:szCs w:val="26"/>
-        </w:rPr>
-        <w:t>st ID attribute</w:t>
+        <w:t>test ID attribute</w:t>
       </w:r>
       <w:r>
         <w:rPr>
@@ -6482,16 +6391,7 @@
                 <w:sz w:val="24"/>
                 <w:szCs w:val="24"/>
               </w:rPr>
-              <w:t xml:space="preserve">Checks if the element is </w:t>
-            </w:r>
-            <w:r>
-              <w:rPr>
-                <w:rFonts w:ascii="Roboto Mono" w:eastAsia="Roboto Mono" w:hAnsi="Roboto Mono" w:cs="Roboto Mono"/>
-                <w:color w:val="1C1E21"/>
-                <w:sz w:val="24"/>
-                <w:szCs w:val="24"/>
-              </w:rPr>
-              <w:t>visible.</w:t>
+              <w:t>Checks if the element is visible.</w:t>
             </w:r>
           </w:p>
         </w:tc>
